--- a/Документация.docx
+++ b/Документация.docx
@@ -1,7 +1,45 @@
 
 <file path=word/document.xml><?xml version="1.0" encoding="utf-8"?>
-<w:document xmlns:wpc="http://schemas.microsoft.com/office/word/2010/wordprocessingCanvas" xmlns:cx="http://schemas.microsoft.com/office/drawing/2014/chartex" xmlns:cx1="http://schemas.microsoft.com/office/drawing/2015/9/8/chartex" xmlns:cx2="http://schemas.microsoft.com/office/drawing/2015/10/21/chartex" xmlns:cx3="http://schemas.microsoft.com/office/drawing/2016/5/9/chartex" xmlns:cx4="http://schemas.microsoft.com/office/drawing/2016/5/10/chartex" xmlns:cx5="http://schemas.microsoft.com/office/drawing/2016/5/11/chartex" xmlns:cx6="http://schemas.microsoft.com/office/drawing/2016/5/12/chartex" xmlns:cx7="http://schemas.microsoft.com/office/drawing/2016/5/13/chartex" xmlns:cx8="http://schemas.microsoft.com/office/drawing/2016/5/14/chartex" xmlns:mc="http://schemas.openxmlformats.org/markup-compatibility/2006" xmlns:aink="http://schemas.microsoft.com/office/drawing/2016/ink" xmlns:am3d="http://schemas.microsoft.com/office/drawing/2017/model3d" xmlns:o="urn:schemas-microsoft-com:office:office" xmlns:oel="http://schemas.microsoft.com/office/2019/extlst" xmlns:r="http://schemas.openxmlformats.org/officeDocument/2006/relationships" xmlns:m="http://schemas.openxmlformats.org/officeDocument/2006/math" xmlns:v="urn:schemas-microsoft-com:vml" xmlns:wp14="http://schemas.microsoft.com/office/word/2010/wordprocessingDrawing" xmlns:wp="http://schemas.openxmlformats.org/drawingml/2006/wordprocessingDrawing" xmlns:w10="urn:schemas-microsoft-com:office:word" xmlns:w="http://schemas.openxmlformats.org/wordprocessingml/2006/main" xmlns:w14="http://schemas.microsoft.com/office/word/2010/wordml" xmlns:w15="http://schemas.microsoft.com/office/word/2012/wordml" xmlns:w16cex="http://schemas.microsoft.com/office/word/2018/wordml/cex" xmlns:w16cid="http://schemas.microsoft.com/office/word/2016/wordml/cid" xmlns:w16="http://schemas.microsoft.com/office/word/2018/wordml" xmlns:w16du="http://schemas.microsoft.com/office/word/2023/wordml/word16du" xmlns:w16sdtdh="http://schemas.microsoft.com/office/word/2020/wordml/sdtdatahash" xmlns:w16sdtfl="http://schemas.microsoft.com/office/word/2024/wordml/sdtformatlock" xmlns:w16se="http://schemas.microsoft.com/office/word/2015/wordml/symex" xmlns:wpg="http://schemas.microsoft.com/office/word/2010/wordprocessingGroup" xmlns:wpi="http://schemas.microsoft.com/office/word/2010/wordprocessingInk" xmlns:wne="http://schemas.microsoft.com/office/word/2006/wordml" xmlns:wps="http://schemas.microsoft.com/office/word/2010/wordprocessingShape" mc:Ignorable="w14 w15 w16se w16cid w16 w16cex w16sdtdh w16sdtfl w16du wp14">
+<w:document xmlns:wpc="http://schemas.microsoft.com/office/word/2010/wordprocessingCanvas" xmlns:cx="http://schemas.microsoft.com/office/drawing/2014/chartex" xmlns:cx1="http://schemas.microsoft.com/office/drawing/2015/9/8/chartex" xmlns:cx2="http://schemas.microsoft.com/office/drawing/2015/10/21/chartex" xmlns:cx3="http://schemas.microsoft.com/office/drawing/2016/5/9/chartex" xmlns:cx4="http://schemas.microsoft.com/office/drawing/2016/5/10/chartex" xmlns:cx5="http://schemas.microsoft.com/office/drawing/2016/5/11/chartex" xmlns:cx6="http://schemas.microsoft.com/office/drawing/2016/5/12/chartex" xmlns:cx7="http://schemas.microsoft.com/office/drawing/2016/5/13/chartex" xmlns:cx8="http://schemas.microsoft.com/office/drawing/2016/5/14/chartex" xmlns:mc="http://schemas.openxmlformats.org/markup-compatibility/2006" xmlns:aink="http://schemas.microsoft.com/office/drawing/2016/ink" xmlns:am3d="http://schemas.microsoft.com/office/drawing/2017/model3d" xmlns:o="urn:schemas-microsoft-com:office:office" xmlns:r="http://schemas.openxmlformats.org/officeDocument/2006/relationships" xmlns:m="http://schemas.openxmlformats.org/officeDocument/2006/math" xmlns:v="urn:schemas-microsoft-com:vml" xmlns:wp14="http://schemas.microsoft.com/office/word/2010/wordprocessingDrawing" xmlns:wp="http://schemas.openxmlformats.org/drawingml/2006/wordprocessingDrawing" xmlns:w10="urn:schemas-microsoft-com:office:word" xmlns:w="http://schemas.openxmlformats.org/wordprocessingml/2006/main" xmlns:w14="http://schemas.microsoft.com/office/word/2010/wordml" xmlns:w15="http://schemas.microsoft.com/office/word/2012/wordml" xmlns:w16cex="http://schemas.microsoft.com/office/word/2018/wordml/cex" xmlns:w16cid="http://schemas.microsoft.com/office/word/2016/wordml/cid" xmlns:w16="http://schemas.microsoft.com/office/word/2018/wordml" xmlns:w16sdtdh="http://schemas.microsoft.com/office/word/2020/wordml/sdtdatahash" xmlns:w16se="http://schemas.microsoft.com/office/word/2015/wordml/symex" xmlns:wpg="http://schemas.microsoft.com/office/word/2010/wordprocessingGroup" xmlns:wpi="http://schemas.microsoft.com/office/word/2010/wordprocessingInk" xmlns:wne="http://schemas.microsoft.com/office/word/2006/wordml" xmlns:wps="http://schemas.microsoft.com/office/word/2010/wordprocessingShape" mc:Ignorable="w14 w15 w16se w16cid w16 w16cex w16sdtdh wp14">
   <w:body>
+    <w:p>
+      <w:pPr>
+        <w:rPr>
+          <w:rFonts w:ascii="Times New Roman" w:hAnsi="Times New Roman" w:cs="Times New Roman"/>
+          <w:sz w:val="24"/>
+          <w:szCs w:val="24"/>
+          <w:lang w:val="en-US"/>
+        </w:rPr>
+      </w:pPr>
+      <w:r>
+        <w:rPr>
+          <w:rFonts w:ascii="Times New Roman" w:hAnsi="Times New Roman" w:cs="Times New Roman"/>
+          <w:sz w:val="24"/>
+          <w:szCs w:val="24"/>
+          <w:lang w:val="en-US"/>
+        </w:rPr>
+        <w:t xml:space="preserve">GIT: </w:t>
+      </w:r>
+      <w:r>
+        <w:rPr>
+          <w:rFonts w:ascii="Times New Roman" w:hAnsi="Times New Roman" w:cs="Times New Roman"/>
+          <w:sz w:val="24"/>
+          <w:szCs w:val="24"/>
+          <w:lang w:val="en-US"/>
+        </w:rPr>
+        <w:t>https://github.com/GermanTvardovski/Kvalikkaskdjaskdj</w:t>
+      </w:r>
+    </w:p>
+    <w:p>
+      <w:pPr>
+        <w:rPr>
+          <w:rFonts w:ascii="Times New Roman" w:hAnsi="Times New Roman" w:cs="Times New Roman"/>
+          <w:sz w:val="24"/>
+          <w:szCs w:val="24"/>
+          <w:lang w:val="en-US"/>
+        </w:rPr>
+      </w:pPr>
+    </w:p>
     <w:p>
       <w:pPr>
         <w:rPr>
@@ -292,25 +330,7 @@
                 <w:szCs w:val="24"/>
               </w:rPr>
               <w:br/>
-              <w:t xml:space="preserve">3. Ввести уникальный </w:t>
-            </w:r>
-            <w:proofErr w:type="spellStart"/>
-            <w:r>
-              <w:rPr>
-                <w:rFonts w:ascii="Times New Roman" w:hAnsi="Times New Roman" w:cs="Times New Roman"/>
-                <w:sz w:val="24"/>
-                <w:szCs w:val="24"/>
-              </w:rPr>
-              <w:t>Email</w:t>
-            </w:r>
-            <w:proofErr w:type="spellEnd"/>
-            <w:r>
-              <w:rPr>
-                <w:rFonts w:ascii="Times New Roman" w:hAnsi="Times New Roman" w:cs="Times New Roman"/>
-                <w:sz w:val="24"/>
-                <w:szCs w:val="24"/>
-              </w:rPr>
-              <w:t>, имя и надежный пароль.</w:t>
+              <w:t>3. Ввести уникальный Email, имя и надежный пароль.</w:t>
             </w:r>
             <w:r>
               <w:rPr>
@@ -419,43 +439,7 @@
                 <w:sz w:val="24"/>
                 <w:szCs w:val="24"/>
               </w:rPr>
-              <w:t xml:space="preserve">Аккаунт успешно создан. Пользователь получил доступ к личному кабинету. Данные корректно сохранены в таблице </w:t>
-            </w:r>
-            <w:proofErr w:type="spellStart"/>
-            <w:r>
-              <w:rPr>
-                <w:rFonts w:ascii="Times New Roman" w:hAnsi="Times New Roman" w:cs="Times New Roman"/>
-                <w:sz w:val="24"/>
-                <w:szCs w:val="24"/>
-              </w:rPr>
-              <w:t>users</w:t>
-            </w:r>
-            <w:proofErr w:type="spellEnd"/>
-            <w:r>
-              <w:rPr>
-                <w:rFonts w:ascii="Times New Roman" w:hAnsi="Times New Roman" w:cs="Times New Roman"/>
-                <w:sz w:val="24"/>
-                <w:szCs w:val="24"/>
-              </w:rPr>
-              <w:t xml:space="preserve">. Статус теста: </w:t>
-            </w:r>
-            <w:proofErr w:type="spellStart"/>
-            <w:r>
-              <w:rPr>
-                <w:rFonts w:ascii="Times New Roman" w:hAnsi="Times New Roman" w:cs="Times New Roman"/>
-                <w:sz w:val="24"/>
-                <w:szCs w:val="24"/>
-              </w:rPr>
-              <w:t>Pass</w:t>
-            </w:r>
-            <w:proofErr w:type="spellEnd"/>
-            <w:r>
-              <w:rPr>
-                <w:rFonts w:ascii="Times New Roman" w:hAnsi="Times New Roman" w:cs="Times New Roman"/>
-                <w:sz w:val="24"/>
-                <w:szCs w:val="24"/>
-              </w:rPr>
-              <w:t>.</w:t>
+              <w:t>Аккаунт успешно создан. Пользователь получил доступ к личному кабинету. Данные корректно сохранены в таблице users. Статус теста: Pass.</w:t>
             </w:r>
           </w:p>
         </w:tc>
@@ -505,43 +489,7 @@
                 <w:sz w:val="24"/>
                 <w:szCs w:val="24"/>
               </w:rPr>
-              <w:t xml:space="preserve">Проверена обработка уникальности </w:t>
-            </w:r>
-            <w:proofErr w:type="spellStart"/>
-            <w:r>
-              <w:rPr>
-                <w:rFonts w:ascii="Times New Roman" w:hAnsi="Times New Roman" w:cs="Times New Roman"/>
-                <w:sz w:val="24"/>
-                <w:szCs w:val="24"/>
-              </w:rPr>
-              <w:t>Email</w:t>
-            </w:r>
-            <w:proofErr w:type="spellEnd"/>
-            <w:r>
-              <w:rPr>
-                <w:rFonts w:ascii="Times New Roman" w:hAnsi="Times New Roman" w:cs="Times New Roman"/>
-                <w:sz w:val="24"/>
-                <w:szCs w:val="24"/>
-              </w:rPr>
-              <w:t xml:space="preserve">. При попытке регистрации на существующий </w:t>
-            </w:r>
-            <w:proofErr w:type="spellStart"/>
-            <w:r>
-              <w:rPr>
-                <w:rFonts w:ascii="Times New Roman" w:hAnsi="Times New Roman" w:cs="Times New Roman"/>
-                <w:sz w:val="24"/>
-                <w:szCs w:val="24"/>
-              </w:rPr>
-              <w:t>email</w:t>
-            </w:r>
-            <w:proofErr w:type="spellEnd"/>
-            <w:r>
-              <w:rPr>
-                <w:rFonts w:ascii="Times New Roman" w:hAnsi="Times New Roman" w:cs="Times New Roman"/>
-                <w:sz w:val="24"/>
-                <w:szCs w:val="24"/>
-              </w:rPr>
-              <w:t xml:space="preserve"> система выдает соответствующую ошибку. Механизм регистрации работает стабильно, обеспечивая базовый уровень безопасности.</w:t>
+              <w:t>Проверена обработка уникальности Email. При попытке регистрации на существующий email система выдает соответствующую ошибку. Механизм регистрации работает стабильно, обеспечивая базовый уровень безопасности.</w:t>
             </w:r>
           </w:p>
         </w:tc>
@@ -905,25 +853,7 @@
                 <w:sz w:val="24"/>
                 <w:szCs w:val="24"/>
               </w:rPr>
-              <w:t xml:space="preserve">Статус слота меняется на «Занято», создается запись в таблице </w:t>
-            </w:r>
-            <w:proofErr w:type="spellStart"/>
-            <w:r>
-              <w:rPr>
-                <w:rFonts w:ascii="Times New Roman" w:hAnsi="Times New Roman" w:cs="Times New Roman"/>
-                <w:sz w:val="24"/>
-                <w:szCs w:val="24"/>
-              </w:rPr>
-              <w:t>bookings</w:t>
-            </w:r>
-            <w:proofErr w:type="spellEnd"/>
-            <w:r>
-              <w:rPr>
-                <w:rFonts w:ascii="Times New Roman" w:hAnsi="Times New Roman" w:cs="Times New Roman"/>
-                <w:sz w:val="24"/>
-                <w:szCs w:val="24"/>
-              </w:rPr>
-              <w:t>, клиент видит подтверждение в разделе «Мои записи».</w:t>
+              <w:t>Статус слота меняется на «Занято», создается запись в таблице bookings, клиент видит подтверждение в разделе «Мои записи».</w:t>
             </w:r>
           </w:p>
         </w:tc>
@@ -949,6 +879,7 @@
                 <w:sz w:val="24"/>
                 <w:szCs w:val="24"/>
               </w:rPr>
+              <w:lastRenderedPageBreak/>
               <w:t>Фактический результат</w:t>
             </w:r>
           </w:p>
@@ -973,25 +904,7 @@
                 <w:sz w:val="24"/>
                 <w:szCs w:val="24"/>
               </w:rPr>
-              <w:t xml:space="preserve">Запись успешно создана. Слот в расписании мастера заблокирован. Уведомление о записи отображено корректно. Статус теста: </w:t>
-            </w:r>
-            <w:proofErr w:type="spellStart"/>
-            <w:r>
-              <w:rPr>
-                <w:rFonts w:ascii="Times New Roman" w:hAnsi="Times New Roman" w:cs="Times New Roman"/>
-                <w:sz w:val="24"/>
-                <w:szCs w:val="24"/>
-              </w:rPr>
-              <w:t>Pass</w:t>
-            </w:r>
-            <w:proofErr w:type="spellEnd"/>
-            <w:r>
-              <w:rPr>
-                <w:rFonts w:ascii="Times New Roman" w:hAnsi="Times New Roman" w:cs="Times New Roman"/>
-                <w:sz w:val="24"/>
-                <w:szCs w:val="24"/>
-              </w:rPr>
-              <w:t>.</w:t>
+              <w:t>Запись успешно создана. Слот в расписании мастера заблокирован. Уведомление о записи отображено корректно. Статус теста: Pass.</w:t>
             </w:r>
           </w:p>
         </w:tc>
@@ -1017,7 +930,6 @@
                 <w:sz w:val="24"/>
                 <w:szCs w:val="24"/>
               </w:rPr>
-              <w:lastRenderedPageBreak/>
               <w:t>Комментарий</w:t>
             </w:r>
           </w:p>
@@ -1447,25 +1359,7 @@
                 <w:sz w:val="24"/>
                 <w:szCs w:val="24"/>
               </w:rPr>
-              <w:t xml:space="preserve">Баланс обновлен корректно. История транзакций отражает операцию. Ошибок при взаимодействии с API платежной системы не выявлено. Статус теста: </w:t>
-            </w:r>
-            <w:proofErr w:type="spellStart"/>
-            <w:r>
-              <w:rPr>
-                <w:rFonts w:ascii="Times New Roman" w:hAnsi="Times New Roman" w:cs="Times New Roman"/>
-                <w:sz w:val="24"/>
-                <w:szCs w:val="24"/>
-              </w:rPr>
-              <w:t>Pass</w:t>
-            </w:r>
-            <w:proofErr w:type="spellEnd"/>
-            <w:r>
-              <w:rPr>
-                <w:rFonts w:ascii="Times New Roman" w:hAnsi="Times New Roman" w:cs="Times New Roman"/>
-                <w:sz w:val="24"/>
-                <w:szCs w:val="24"/>
-              </w:rPr>
-              <w:t>.</w:t>
+              <w:t>Баланс обновлен корректно. История транзакций отражает операцию. Ошибок при взаимодействии с API платежной системы не выявлено. Статус теста: Pass.</w:t>
             </w:r>
           </w:p>
         </w:tc>
@@ -1855,6 +1749,7 @@
                 <w:sz w:val="24"/>
                 <w:szCs w:val="24"/>
               </w:rPr>
+              <w:lastRenderedPageBreak/>
               <w:t>Ожидаемый результат</w:t>
             </w:r>
           </w:p>
@@ -1879,25 +1774,7 @@
                 <w:sz w:val="24"/>
                 <w:szCs w:val="24"/>
               </w:rPr>
-              <w:t>Новая услуга появляется в общем каталоге, автоматически проставляется дата создания/изменения (</w:t>
-            </w:r>
-            <w:proofErr w:type="spellStart"/>
-            <w:r>
-              <w:rPr>
-                <w:rFonts w:ascii="Times New Roman" w:hAnsi="Times New Roman" w:cs="Times New Roman"/>
-                <w:sz w:val="24"/>
-                <w:szCs w:val="24"/>
-              </w:rPr>
-              <w:t>updated_at</w:t>
-            </w:r>
-            <w:proofErr w:type="spellEnd"/>
-            <w:r>
-              <w:rPr>
-                <w:rFonts w:ascii="Times New Roman" w:hAnsi="Times New Roman" w:cs="Times New Roman"/>
-                <w:sz w:val="24"/>
-                <w:szCs w:val="24"/>
-              </w:rPr>
-              <w:t>).</w:t>
+              <w:t>Новая услуга появляется в общем каталоге, автоматически проставляется дата создания/изменения (updated_at).</w:t>
             </w:r>
           </w:p>
         </w:tc>
@@ -1923,7 +1800,6 @@
                 <w:sz w:val="24"/>
                 <w:szCs w:val="24"/>
               </w:rPr>
-              <w:lastRenderedPageBreak/>
               <w:t>Фактический результат</w:t>
             </w:r>
           </w:p>
@@ -1948,25 +1824,7 @@
                 <w:sz w:val="24"/>
                 <w:szCs w:val="24"/>
               </w:rPr>
-              <w:t xml:space="preserve">Услуга добавлена в базу данных. В интерфейсе клиента она доступна для фильтрации по коллекции «Новый год». Дата изменения зафиксирована верно. Статус теста: </w:t>
-            </w:r>
-            <w:proofErr w:type="spellStart"/>
-            <w:r>
-              <w:rPr>
-                <w:rFonts w:ascii="Times New Roman" w:hAnsi="Times New Roman" w:cs="Times New Roman"/>
-                <w:sz w:val="24"/>
-                <w:szCs w:val="24"/>
-              </w:rPr>
-              <w:t>Pass</w:t>
-            </w:r>
-            <w:proofErr w:type="spellEnd"/>
-            <w:r>
-              <w:rPr>
-                <w:rFonts w:ascii="Times New Roman" w:hAnsi="Times New Roman" w:cs="Times New Roman"/>
-                <w:sz w:val="24"/>
-                <w:szCs w:val="24"/>
-              </w:rPr>
-              <w:t>.</w:t>
+              <w:t>Услуга добавлена в базу данных. В интерфейсе клиента она доступна для фильтрации по коллекции «Новый год». Дата изменения зафиксирована верно. Статус теста: Pass.</w:t>
             </w:r>
           </w:p>
         </w:tc>
@@ -2430,25 +2288,7 @@
                 <w:sz w:val="24"/>
                 <w:szCs w:val="24"/>
               </w:rPr>
-              <w:t xml:space="preserve">Отзыв успешно опубликован. Рейтинг мастера обновился. Повторная отправка отзыва для той же записи заблокирована. Статус теста: </w:t>
-            </w:r>
-            <w:proofErr w:type="spellStart"/>
-            <w:r>
-              <w:rPr>
-                <w:rFonts w:ascii="Times New Roman" w:hAnsi="Times New Roman" w:cs="Times New Roman"/>
-                <w:sz w:val="24"/>
-                <w:szCs w:val="24"/>
-              </w:rPr>
-              <w:t>Pass</w:t>
-            </w:r>
-            <w:proofErr w:type="spellEnd"/>
-            <w:r>
-              <w:rPr>
-                <w:rFonts w:ascii="Times New Roman" w:hAnsi="Times New Roman" w:cs="Times New Roman"/>
-                <w:sz w:val="24"/>
-                <w:szCs w:val="24"/>
-              </w:rPr>
-              <w:t>.</w:t>
+              <w:t>Отзыв успешно опубликован. Рейтинг мастера обновился. Повторная отправка отзыва для той же записи заблокирована. Статус теста: Pass.</w:t>
             </w:r>
           </w:p>
         </w:tc>
@@ -2845,6 +2685,7 @@
       <w:r>
         <w:rPr>
           <w:rFonts w:ascii="Times New Roman" w:hAnsi="Times New Roman" w:cs="Times New Roman"/>
+          <w:noProof/>
           <w:sz w:val="28"/>
           <w:szCs w:val="28"/>
         </w:rPr>
@@ -2904,15 +2745,7 @@
           <w:sz w:val="28"/>
           <w:szCs w:val="28"/>
         </w:rPr>
-        <w:t xml:space="preserve">Рисунок 1 </w:t>
-      </w:r>
-      <w:r>
-        <w:rPr>
-          <w:rFonts w:ascii="Times New Roman" w:hAnsi="Times New Roman" w:cs="Times New Roman"/>
-          <w:sz w:val="28"/>
-          <w:szCs w:val="28"/>
-        </w:rPr>
-        <w:t>Страница авторизации и регистрации</w:t>
+        <w:t>Рисунок 1 Страница авторизации и регистрации</w:t>
       </w:r>
     </w:p>
     <w:p>
@@ -2997,7 +2830,7 @@
                     <pic:cNvPicPr/>
                   </pic:nvPicPr>
                   <pic:blipFill>
-                    <a:blip r:embed="rId6"/>
+                    <a:blip r:embed="rId5"/>
                     <a:stretch>
                       <a:fillRect/>
                     </a:stretch>
@@ -3170,25 +3003,7 @@
           <w:sz w:val="28"/>
           <w:szCs w:val="28"/>
         </w:rPr>
-        <w:t>тображает карточки услуг. Доступны переключатели между основными категориями («</w:t>
-      </w:r>
-      <w:proofErr w:type="spellStart"/>
-      <w:r>
-        <w:rPr>
-          <w:rFonts w:ascii="Times New Roman" w:hAnsi="Times New Roman" w:cs="Times New Roman"/>
-          <w:sz w:val="28"/>
-          <w:szCs w:val="28"/>
-        </w:rPr>
-        <w:t>Кастом</w:t>
-      </w:r>
-      <w:proofErr w:type="spellEnd"/>
-      <w:r>
-        <w:rPr>
-          <w:rFonts w:ascii="Times New Roman" w:hAnsi="Times New Roman" w:cs="Times New Roman"/>
-          <w:sz w:val="28"/>
-          <w:szCs w:val="28"/>
-        </w:rPr>
-        <w:t>», «Косплей») и постраничная навигация.</w:t>
+        <w:t>тображает карточки услуг. Доступны переключатели между основными категориями («Кастом», «Косплей») и постраничная навигация.</w:t>
       </w:r>
     </w:p>
     <w:p>
@@ -3301,7 +3116,7 @@
                     <pic:cNvPicPr/>
                   </pic:nvPicPr>
                   <pic:blipFill>
-                    <a:blip r:embed="rId7"/>
+                    <a:blip r:embed="rId5"/>
                     <a:stretch>
                       <a:fillRect/>
                     </a:stretch>
@@ -3400,6 +3215,7 @@
       <w:r>
         <w:rPr>
           <w:rFonts w:ascii="Times New Roman" w:hAnsi="Times New Roman" w:cs="Times New Roman"/>
+          <w:noProof/>
           <w:sz w:val="28"/>
           <w:szCs w:val="28"/>
         </w:rPr>
@@ -3419,7 +3235,7 @@
                     <pic:cNvPicPr/>
                   </pic:nvPicPr>
                   <pic:blipFill>
-                    <a:blip r:embed="rId8"/>
+                    <a:blip r:embed="rId5"/>
                     <a:stretch>
                       <a:fillRect/>
                     </a:stretch>
@@ -3459,31 +3275,7 @@
           <w:sz w:val="28"/>
           <w:szCs w:val="28"/>
         </w:rPr>
-        <w:t xml:space="preserve">Рисунок </w:t>
-      </w:r>
-      <w:r>
-        <w:rPr>
-          <w:rFonts w:ascii="Times New Roman" w:hAnsi="Times New Roman" w:cs="Times New Roman"/>
-          <w:sz w:val="28"/>
-          <w:szCs w:val="28"/>
-        </w:rPr>
-        <w:t>4</w:t>
-      </w:r>
-      <w:r>
-        <w:rPr>
-          <w:rFonts w:ascii="Times New Roman" w:hAnsi="Times New Roman" w:cs="Times New Roman"/>
-          <w:sz w:val="28"/>
-          <w:szCs w:val="28"/>
-        </w:rPr>
-        <w:t xml:space="preserve"> </w:t>
-      </w:r>
-      <w:r>
-        <w:rPr>
-          <w:rFonts w:ascii="Times New Roman" w:hAnsi="Times New Roman" w:cs="Times New Roman"/>
-          <w:sz w:val="28"/>
-          <w:szCs w:val="28"/>
-        </w:rPr>
-        <w:t>Запись на услугу</w:t>
+        <w:t>Рисунок 4 Запись на услугу</w:t>
       </w:r>
     </w:p>
     <w:p>
@@ -3524,6 +3316,7 @@
       <w:r>
         <w:rPr>
           <w:rFonts w:ascii="Times New Roman" w:hAnsi="Times New Roman" w:cs="Times New Roman"/>
+          <w:noProof/>
           <w:sz w:val="28"/>
           <w:szCs w:val="28"/>
         </w:rPr>
@@ -3543,7 +3336,7 @@
                     <pic:cNvPicPr/>
                   </pic:nvPicPr>
                   <pic:blipFill>
-                    <a:blip r:embed="rId9"/>
+                    <a:blip r:embed="rId5"/>
                     <a:stretch>
                       <a:fillRect/>
                     </a:stretch>
@@ -3583,31 +3376,7 @@
           <w:sz w:val="28"/>
           <w:szCs w:val="28"/>
         </w:rPr>
-        <w:t xml:space="preserve">Рисунок </w:t>
-      </w:r>
-      <w:r>
-        <w:rPr>
-          <w:rFonts w:ascii="Times New Roman" w:hAnsi="Times New Roman" w:cs="Times New Roman"/>
-          <w:sz w:val="28"/>
-          <w:szCs w:val="28"/>
-        </w:rPr>
-        <w:t>5</w:t>
-      </w:r>
-      <w:r>
-        <w:rPr>
-          <w:rFonts w:ascii="Times New Roman" w:hAnsi="Times New Roman" w:cs="Times New Roman"/>
-          <w:sz w:val="28"/>
-          <w:szCs w:val="28"/>
-        </w:rPr>
-        <w:t xml:space="preserve"> </w:t>
-      </w:r>
-      <w:r>
-        <w:rPr>
-          <w:rFonts w:ascii="Times New Roman" w:hAnsi="Times New Roman" w:cs="Times New Roman"/>
-          <w:sz w:val="28"/>
-          <w:szCs w:val="28"/>
-        </w:rPr>
-        <w:t>Пополнение баланса</w:t>
+        <w:t>Рисунок 5 Пополнение баланса</w:t>
       </w:r>
     </w:p>
     <w:p>
@@ -3649,6 +3418,7 @@
       <w:r>
         <w:rPr>
           <w:rFonts w:ascii="Times New Roman" w:hAnsi="Times New Roman" w:cs="Times New Roman"/>
+          <w:noProof/>
           <w:sz w:val="28"/>
           <w:szCs w:val="28"/>
         </w:rPr>
@@ -3668,7 +3438,7 @@
                     <pic:cNvPicPr/>
                   </pic:nvPicPr>
                   <pic:blipFill>
-                    <a:blip r:embed="rId10"/>
+                    <a:blip r:embed="rId5"/>
                     <a:stretch>
                       <a:fillRect/>
                     </a:stretch>
@@ -3700,7 +3470,6 @@
           <w:rFonts w:ascii="Times New Roman" w:hAnsi="Times New Roman" w:cs="Times New Roman"/>
           <w:sz w:val="28"/>
           <w:szCs w:val="28"/>
-          <w:lang w:val="en-US"/>
         </w:rPr>
       </w:pPr>
       <w:r>
@@ -3752,6 +3521,7 @@
       <w:r>
         <w:rPr>
           <w:rFonts w:ascii="Times New Roman" w:hAnsi="Times New Roman" w:cs="Times New Roman"/>
+          <w:noProof/>
           <w:sz w:val="28"/>
           <w:szCs w:val="28"/>
         </w:rPr>
@@ -3771,7 +3541,7 @@
                     <pic:cNvPicPr/>
                   </pic:nvPicPr>
                   <pic:blipFill>
-                    <a:blip r:embed="rId11"/>
+                    <a:blip r:embed="rId5"/>
                     <a:stretch>
                       <a:fillRect/>
                     </a:stretch>
@@ -3804,7 +3574,6 @@
           <w:rFonts w:ascii="Times New Roman" w:hAnsi="Times New Roman" w:cs="Times New Roman"/>
           <w:sz w:val="28"/>
           <w:szCs w:val="28"/>
-          <w:lang w:val="en-US"/>
         </w:rPr>
       </w:pPr>
       <w:r>
@@ -3856,6 +3625,7 @@
       <w:r>
         <w:rPr>
           <w:rFonts w:ascii="Times New Roman" w:hAnsi="Times New Roman" w:cs="Times New Roman"/>
+          <w:noProof/>
           <w:sz w:val="28"/>
           <w:szCs w:val="28"/>
         </w:rPr>
@@ -3876,7 +3646,7 @@
                     <pic:cNvPicPr/>
                   </pic:nvPicPr>
                   <pic:blipFill>
-                    <a:blip r:embed="rId12"/>
+                    <a:blip r:embed="rId5"/>
                     <a:stretch>
                       <a:fillRect/>
                     </a:stretch>
@@ -3960,6 +3730,7 @@
       <w:r>
         <w:rPr>
           <w:rFonts w:ascii="Times New Roman" w:hAnsi="Times New Roman" w:cs="Times New Roman"/>
+          <w:noProof/>
           <w:sz w:val="28"/>
           <w:szCs w:val="28"/>
         </w:rPr>
@@ -3979,7 +3750,7 @@
                     <pic:cNvPicPr/>
                   </pic:nvPicPr>
                   <pic:blipFill>
-                    <a:blip r:embed="rId13"/>
+                    <a:blip r:embed="rId5"/>
                     <a:stretch>
                       <a:fillRect/>
                     </a:stretch>
@@ -4067,6 +3838,7 @@
           <w:rFonts w:ascii="Times New Roman" w:hAnsi="Times New Roman" w:cs="Times New Roman"/>
           <w:b/>
           <w:bCs/>
+          <w:noProof/>
           <w:sz w:val="28"/>
           <w:szCs w:val="28"/>
         </w:rPr>
@@ -4087,7 +3859,7 @@
                     <pic:cNvPicPr/>
                   </pic:nvPicPr>
                   <pic:blipFill>
-                    <a:blip r:embed="rId14"/>
+                    <a:blip r:embed="rId5"/>
                     <a:stretch>
                       <a:fillRect/>
                     </a:stretch>
@@ -4190,7 +3962,6 @@
         <w:rPr>
           <w:sz w:val="24"/>
           <w:szCs w:val="24"/>
-          <w:lang w:val="en-US"/>
         </w:rPr>
       </w:pPr>
     </w:p>
@@ -4380,6 +4151,7 @@
       <w:r>
         <w:rPr>
           <w:rFonts w:ascii="Times New Roman" w:hAnsi="Times New Roman" w:cs="Times New Roman"/>
+          <w:noProof/>
           <w:sz w:val="28"/>
           <w:szCs w:val="28"/>
         </w:rPr>
@@ -4399,7 +4171,7 @@
                     <pic:cNvPicPr/>
                   </pic:nvPicPr>
                   <pic:blipFill>
-                    <a:blip r:embed="rId15"/>
+                    <a:blip r:embed="rId5"/>
                     <a:stretch>
                       <a:fillRect/>
                     </a:stretch>
@@ -4446,7 +4218,6 @@
         </w:rPr>
         <w:t xml:space="preserve">Диаграмма 2 </w:t>
       </w:r>
-      <w:proofErr w:type="spellStart"/>
       <w:r>
         <w:rPr>
           <w:rFonts w:ascii="Times New Roman" w:hAnsi="Times New Roman" w:cs="Times New Roman"/>
@@ -4455,7 +4226,6 @@
         </w:rPr>
         <w:t>class_diagram</w:t>
       </w:r>
-      <w:proofErr w:type="spellEnd"/>
     </w:p>
     <w:p>
       <w:pPr>
@@ -4474,6 +4244,7 @@
       <w:r>
         <w:rPr>
           <w:rFonts w:ascii="Times New Roman" w:hAnsi="Times New Roman" w:cs="Times New Roman"/>
+          <w:noProof/>
           <w:sz w:val="28"/>
           <w:szCs w:val="28"/>
           <w:lang w:val="en-US"/>
@@ -4494,7 +4265,7 @@
                     <pic:cNvPicPr/>
                   </pic:nvPicPr>
                   <pic:blipFill>
-                    <a:blip r:embed="rId16"/>
+                    <a:blip r:embed="rId5"/>
                     <a:stretch>
                       <a:fillRect/>
                     </a:stretch>
@@ -4571,6 +4342,7 @@
       <w:r>
         <w:rPr>
           <w:rFonts w:ascii="Times New Roman" w:hAnsi="Times New Roman" w:cs="Times New Roman"/>
+          <w:noProof/>
           <w:sz w:val="28"/>
           <w:szCs w:val="28"/>
         </w:rPr>
@@ -4590,7 +4362,7 @@
                     <pic:cNvPicPr/>
                   </pic:nvPicPr>
                   <pic:blipFill>
-                    <a:blip r:embed="rId17"/>
+                    <a:blip r:embed="rId5"/>
                     <a:stretch>
                       <a:fillRect/>
                     </a:stretch>
@@ -4696,6 +4468,7 @@
       <w:r>
         <w:rPr>
           <w:rFonts w:ascii="Times New Roman" w:hAnsi="Times New Roman" w:cs="Times New Roman"/>
+          <w:noProof/>
           <w:sz w:val="28"/>
           <w:szCs w:val="28"/>
           <w:lang w:val="en-US"/>
@@ -4716,7 +4489,7 @@
                     <pic:cNvPicPr/>
                   </pic:nvPicPr>
                   <pic:blipFill>
-                    <a:blip r:embed="rId18"/>
+                    <a:blip r:embed="rId5"/>
                     <a:stretch>
                       <a:fillRect/>
                     </a:stretch>
@@ -4793,6 +4566,7 @@
       <w:r>
         <w:rPr>
           <w:rFonts w:ascii="Times New Roman" w:hAnsi="Times New Roman" w:cs="Times New Roman"/>
+          <w:noProof/>
           <w:sz w:val="28"/>
           <w:szCs w:val="28"/>
           <w:lang w:val="en-US"/>
@@ -4813,7 +4587,7 @@
                     <pic:cNvPicPr/>
                   </pic:nvPicPr>
                   <pic:blipFill>
-                    <a:blip r:embed="rId19"/>
+                    <a:blip r:embed="rId5"/>
                     <a:stretch>
                       <a:fillRect/>
                     </a:stretch>
@@ -4867,7 +4641,6 @@
           <w:rFonts w:ascii="Times New Roman" w:hAnsi="Times New Roman" w:cs="Times New Roman"/>
           <w:sz w:val="28"/>
           <w:szCs w:val="28"/>
-          <w:lang w:val="en-US"/>
         </w:rPr>
       </w:pPr>
       <w:r>
@@ -4901,34 +4674,14 @@
         </w:rPr>
         <w:t xml:space="preserve">Приложение было разработано </w:t>
       </w:r>
-      <w:proofErr w:type="spellStart"/>
-      <w:r>
-        <w:rPr>
-          <w:rFonts w:ascii="Times New Roman" w:hAnsi="Times New Roman" w:cs="Times New Roman"/>
-          <w:sz w:val="28"/>
-          <w:szCs w:val="28"/>
-        </w:rPr>
-        <w:t>Гаффаровой</w:t>
-      </w:r>
-      <w:proofErr w:type="spellEnd"/>
-      <w:r>
-        <w:rPr>
-          <w:rFonts w:ascii="Times New Roman" w:hAnsi="Times New Roman" w:cs="Times New Roman"/>
-          <w:sz w:val="28"/>
-          <w:szCs w:val="28"/>
-        </w:rPr>
-        <w:t xml:space="preserve"> Дианой </w:t>
-      </w:r>
-      <w:proofErr w:type="spellStart"/>
-      <w:r>
-        <w:rPr>
-          <w:rFonts w:ascii="Times New Roman" w:hAnsi="Times New Roman" w:cs="Times New Roman"/>
-          <w:sz w:val="28"/>
-          <w:szCs w:val="28"/>
-        </w:rPr>
-        <w:t>Ленаровной</w:t>
-      </w:r>
-      <w:proofErr w:type="spellEnd"/>
+      <w:r>
+        <w:rPr>
+          <w:rFonts w:ascii="Times New Roman" w:hAnsi="Times New Roman" w:cs="Times New Roman"/>
+          <w:sz w:val="28"/>
+          <w:szCs w:val="28"/>
+        </w:rPr>
+        <w:t>Захаровым Романом Евгеньевичем</w:t>
+      </w:r>
       <w:r>
         <w:rPr>
           <w:rFonts w:ascii="Times New Roman" w:hAnsi="Times New Roman" w:cs="Times New Roman"/>
@@ -4959,25 +4712,7 @@
           <w:szCs w:val="28"/>
         </w:rPr>
         <w:lastRenderedPageBreak/>
-        <w:t xml:space="preserve">Для поддержания рабочего состояния приложению требуется сервер баз данных </w:t>
-      </w:r>
-      <w:proofErr w:type="spellStart"/>
-      <w:r>
-        <w:rPr>
-          <w:rFonts w:ascii="Times New Roman" w:hAnsi="Times New Roman" w:cs="Times New Roman"/>
-          <w:sz w:val="28"/>
-          <w:szCs w:val="28"/>
-        </w:rPr>
-        <w:t>PostgreSQL</w:t>
-      </w:r>
-      <w:proofErr w:type="spellEnd"/>
-      <w:r>
-        <w:rPr>
-          <w:rFonts w:ascii="Times New Roman" w:hAnsi="Times New Roman" w:cs="Times New Roman"/>
-          <w:sz w:val="28"/>
-          <w:szCs w:val="28"/>
-        </w:rPr>
-        <w:t xml:space="preserve"> 1</w:t>
+        <w:t>Для поддержания рабочего состояния приложению требуется сервер баз данных PostgreSQL 1</w:t>
       </w:r>
       <w:r>
         <w:rPr>
@@ -4993,61 +4728,7 @@
           <w:sz w:val="28"/>
           <w:szCs w:val="28"/>
         </w:rPr>
-        <w:t>. Клиентская часть подключается к локальному серверу. Для доступа к данным используется стандартная учётная запись «</w:t>
-      </w:r>
-      <w:proofErr w:type="spellStart"/>
-      <w:r>
-        <w:rPr>
-          <w:rFonts w:ascii="Times New Roman" w:hAnsi="Times New Roman" w:cs="Times New Roman"/>
-          <w:sz w:val="28"/>
-          <w:szCs w:val="28"/>
-        </w:rPr>
-        <w:t>postgres</w:t>
-      </w:r>
-      <w:proofErr w:type="spellEnd"/>
-      <w:r>
-        <w:rPr>
-          <w:rFonts w:ascii="Times New Roman" w:hAnsi="Times New Roman" w:cs="Times New Roman"/>
-          <w:sz w:val="28"/>
-          <w:szCs w:val="28"/>
-        </w:rPr>
-        <w:t xml:space="preserve">» со стандартным паролем, заданным при установке СУБД; в проекте подключение оформлено через </w:t>
-      </w:r>
-      <w:proofErr w:type="spellStart"/>
-      <w:r>
-        <w:rPr>
-          <w:rFonts w:ascii="Times New Roman" w:hAnsi="Times New Roman" w:cs="Times New Roman"/>
-          <w:sz w:val="28"/>
-          <w:szCs w:val="28"/>
-        </w:rPr>
-        <w:t>Entity</w:t>
-      </w:r>
-      <w:proofErr w:type="spellEnd"/>
-      <w:r>
-        <w:rPr>
-          <w:rFonts w:ascii="Times New Roman" w:hAnsi="Times New Roman" w:cs="Times New Roman"/>
-          <w:sz w:val="28"/>
-          <w:szCs w:val="28"/>
-        </w:rPr>
-        <w:t xml:space="preserve"> Framework Core и провайдер </w:t>
-      </w:r>
-      <w:proofErr w:type="spellStart"/>
-      <w:r>
-        <w:rPr>
-          <w:rFonts w:ascii="Times New Roman" w:hAnsi="Times New Roman" w:cs="Times New Roman"/>
-          <w:sz w:val="28"/>
-          <w:szCs w:val="28"/>
-        </w:rPr>
-        <w:t>Npgsql</w:t>
-      </w:r>
-      <w:proofErr w:type="spellEnd"/>
-      <w:r>
-        <w:rPr>
-          <w:rFonts w:ascii="Times New Roman" w:hAnsi="Times New Roman" w:cs="Times New Roman"/>
-          <w:sz w:val="28"/>
-          <w:szCs w:val="28"/>
-        </w:rPr>
-        <w:t>.</w:t>
+        <w:t>. Клиентская часть подключается к локальному серверу. Для доступа к данным используется стандартная учётная запись «postgres» со стандартным паролем, заданным при установке СУБД; в проекте подключение оформлено через Entity Framework Core и провайдер Npgsql.</w:t>
       </w:r>
     </w:p>
     <w:p>
@@ -5093,43 +4774,7 @@
           <w:sz w:val="28"/>
           <w:szCs w:val="28"/>
         </w:rPr>
-        <w:t xml:space="preserve">Приложение было разработано для использования на операционных системах </w:t>
-      </w:r>
-      <w:proofErr w:type="spellStart"/>
-      <w:r>
-        <w:rPr>
-          <w:rFonts w:ascii="Times New Roman" w:hAnsi="Times New Roman" w:cs="Times New Roman"/>
-          <w:sz w:val="28"/>
-          <w:szCs w:val="28"/>
-        </w:rPr>
-        <w:t>macOS</w:t>
-      </w:r>
-      <w:proofErr w:type="spellEnd"/>
-      <w:r>
-        <w:rPr>
-          <w:rFonts w:ascii="Times New Roman" w:hAnsi="Times New Roman" w:cs="Times New Roman"/>
-          <w:sz w:val="28"/>
-          <w:szCs w:val="28"/>
-        </w:rPr>
-        <w:t xml:space="preserve"> 15, а также Windows 10 и Windows 11. Реализация выполнена как кроссплатформенное настольное приложение на платформе .NET с интерфейсом </w:t>
-      </w:r>
-      <w:proofErr w:type="spellStart"/>
-      <w:r>
-        <w:rPr>
-          <w:rFonts w:ascii="Times New Roman" w:hAnsi="Times New Roman" w:cs="Times New Roman"/>
-          <w:sz w:val="28"/>
-          <w:szCs w:val="28"/>
-        </w:rPr>
-        <w:t>Avalonia</w:t>
-      </w:r>
-      <w:proofErr w:type="spellEnd"/>
-      <w:r>
-        <w:rPr>
-          <w:rFonts w:ascii="Times New Roman" w:hAnsi="Times New Roman" w:cs="Times New Roman"/>
-          <w:sz w:val="28"/>
-          <w:szCs w:val="28"/>
-        </w:rPr>
-        <w:t>, что допускает сборку и запуск на указанных семействах ОС при наличии соответствующей среды выполнения.</w:t>
+        <w:t>Приложение было разработано для использования на операционных системах macOS 15, а также Windows 10 и Windows 11. Реализация выполнена как кроссплатформенное настольное приложение на платформе .NET с интерфейсом Avalonia, что допускает сборку и запуск на указанных семействах ОС при наличии соответствующей среды выполнения.</w:t>
       </w:r>
     </w:p>
     <w:p>
@@ -5192,7 +4837,6 @@
         <w:rPr>
           <w:sz w:val="24"/>
           <w:szCs w:val="24"/>
-          <w:lang w:val="en-US"/>
         </w:rPr>
       </w:pPr>
     </w:p>
@@ -5229,6 +4873,7 @@
       </w:pPr>
       <w:r>
         <w:rPr>
+          <w:noProof/>
           <w:sz w:val="24"/>
           <w:szCs w:val="24"/>
         </w:rPr>
@@ -5248,7 +4893,7 @@
                     <pic:cNvPicPr/>
                   </pic:nvPicPr>
                   <pic:blipFill>
-                    <a:blip r:embed="rId20"/>
+                    <a:blip r:embed="rId5"/>
                     <a:stretch>
                       <a:fillRect/>
                     </a:stretch>
@@ -5285,7 +4930,7 @@
 </file>
 
 <file path=word/numbering.xml><?xml version="1.0" encoding="utf-8"?>
-<w:numbering xmlns:wpc="http://schemas.microsoft.com/office/word/2010/wordprocessingCanvas" xmlns:cx="http://schemas.microsoft.com/office/drawing/2014/chartex" xmlns:cx1="http://schemas.microsoft.com/office/drawing/2015/9/8/chartex" xmlns:cx2="http://schemas.microsoft.com/office/drawing/2015/10/21/chartex" xmlns:cx3="http://schemas.microsoft.com/office/drawing/2016/5/9/chartex" xmlns:cx4="http://schemas.microsoft.com/office/drawing/2016/5/10/chartex" xmlns:cx5="http://schemas.microsoft.com/office/drawing/2016/5/11/chartex" xmlns:cx6="http://schemas.microsoft.com/office/drawing/2016/5/12/chartex" xmlns:cx7="http://schemas.microsoft.com/office/drawing/2016/5/13/chartex" xmlns:cx8="http://schemas.microsoft.com/office/drawing/2016/5/14/chartex" xmlns:mc="http://schemas.openxmlformats.org/markup-compatibility/2006" xmlns:aink="http://schemas.microsoft.com/office/drawing/2016/ink" xmlns:am3d="http://schemas.microsoft.com/office/drawing/2017/model3d" xmlns:o="urn:schemas-microsoft-com:office:office" xmlns:oel="http://schemas.microsoft.com/office/2019/extlst" xmlns:r="http://schemas.openxmlformats.org/officeDocument/2006/relationships" xmlns:m="http://schemas.openxmlformats.org/officeDocument/2006/math" xmlns:v="urn:schemas-microsoft-com:vml" xmlns:wp14="http://schemas.microsoft.com/office/word/2010/wordprocessingDrawing" xmlns:wp="http://schemas.openxmlformats.org/drawingml/2006/wordprocessingDrawing" xmlns:w10="urn:schemas-microsoft-com:office:word" xmlns:w="http://schemas.openxmlformats.org/wordprocessingml/2006/main" xmlns:w14="http://schemas.microsoft.com/office/word/2010/wordml" xmlns:w15="http://schemas.microsoft.com/office/word/2012/wordml" xmlns:w16cex="http://schemas.microsoft.com/office/word/2018/wordml/cex" xmlns:w16cid="http://schemas.microsoft.com/office/word/2016/wordml/cid" xmlns:w16="http://schemas.microsoft.com/office/word/2018/wordml" xmlns:w16du="http://schemas.microsoft.com/office/word/2023/wordml/word16du" xmlns:w16sdtdh="http://schemas.microsoft.com/office/word/2020/wordml/sdtdatahash" xmlns:w16sdtfl="http://schemas.microsoft.com/office/word/2024/wordml/sdtformatlock" xmlns:w16se="http://schemas.microsoft.com/office/word/2015/wordml/symex" xmlns:wpg="http://schemas.microsoft.com/office/word/2010/wordprocessingGroup" xmlns:wpi="http://schemas.microsoft.com/office/word/2010/wordprocessingInk" xmlns:wne="http://schemas.microsoft.com/office/word/2006/wordml" xmlns:wps="http://schemas.microsoft.com/office/word/2010/wordprocessingShape" mc:Ignorable="w14 w15 w16se w16cid w16 w16cex w16sdtdh w16sdtfl w16du wp14">
+<w:numbering xmlns:wpc="http://schemas.microsoft.com/office/word/2010/wordprocessingCanvas" xmlns:cx="http://schemas.microsoft.com/office/drawing/2014/chartex" xmlns:cx1="http://schemas.microsoft.com/office/drawing/2015/9/8/chartex" xmlns:cx2="http://schemas.microsoft.com/office/drawing/2015/10/21/chartex" xmlns:cx3="http://schemas.microsoft.com/office/drawing/2016/5/9/chartex" xmlns:cx4="http://schemas.microsoft.com/office/drawing/2016/5/10/chartex" xmlns:cx5="http://schemas.microsoft.com/office/drawing/2016/5/11/chartex" xmlns:cx6="http://schemas.microsoft.com/office/drawing/2016/5/12/chartex" xmlns:cx7="http://schemas.microsoft.com/office/drawing/2016/5/13/chartex" xmlns:cx8="http://schemas.microsoft.com/office/drawing/2016/5/14/chartex" xmlns:mc="http://schemas.openxmlformats.org/markup-compatibility/2006" xmlns:aink="http://schemas.microsoft.com/office/drawing/2016/ink" xmlns:am3d="http://schemas.microsoft.com/office/drawing/2017/model3d" xmlns:o="urn:schemas-microsoft-com:office:office" xmlns:r="http://schemas.openxmlformats.org/officeDocument/2006/relationships" xmlns:m="http://schemas.openxmlformats.org/officeDocument/2006/math" xmlns:v="urn:schemas-microsoft-com:vml" xmlns:wp14="http://schemas.microsoft.com/office/word/2010/wordprocessingDrawing" xmlns:wp="http://schemas.openxmlformats.org/drawingml/2006/wordprocessingDrawing" xmlns:w10="urn:schemas-microsoft-com:office:word" xmlns:w="http://schemas.openxmlformats.org/wordprocessingml/2006/main" xmlns:w14="http://schemas.microsoft.com/office/word/2010/wordml" xmlns:w15="http://schemas.microsoft.com/office/word/2012/wordml" xmlns:w16cex="http://schemas.microsoft.com/office/word/2018/wordml/cex" xmlns:w16cid="http://schemas.microsoft.com/office/word/2016/wordml/cid" xmlns:w16="http://schemas.microsoft.com/office/word/2018/wordml" xmlns:w16sdtdh="http://schemas.microsoft.com/office/word/2020/wordml/sdtdatahash" xmlns:w16se="http://schemas.microsoft.com/office/word/2015/wordml/symex" xmlns:wpg="http://schemas.microsoft.com/office/word/2010/wordprocessingGroup" xmlns:wpi="http://schemas.microsoft.com/office/word/2010/wordprocessingInk" xmlns:wne="http://schemas.microsoft.com/office/word/2006/wordml" xmlns:wps="http://schemas.microsoft.com/office/word/2010/wordprocessingShape" mc:Ignorable="w14 w15 w16se w16cid w16 w16cex w16sdtdh wp14">
   <w:abstractNum w:abstractNumId="0" w15:restartNumberingAfterBreak="0">
     <w:nsid w:val="018B6295"/>
     <w:multiLevelType w:val="multilevel"/>
@@ -5612,20 +5257,20 @@
       </w:pPr>
     </w:lvl>
   </w:abstractNum>
-  <w:num w:numId="1" w16cid:durableId="678502206">
+  <w:num w:numId="1">
     <w:abstractNumId w:val="2"/>
   </w:num>
-  <w:num w:numId="2" w16cid:durableId="742066355">
+  <w:num w:numId="2">
     <w:abstractNumId w:val="1"/>
   </w:num>
-  <w:num w:numId="3" w16cid:durableId="378751450">
+  <w:num w:numId="3">
     <w:abstractNumId w:val="0"/>
   </w:num>
 </w:numbering>
 </file>
 
 <file path=word/styles.xml><?xml version="1.0" encoding="utf-8"?>
-<w:styles xmlns:mc="http://schemas.openxmlformats.org/markup-compatibility/2006" xmlns:r="http://schemas.openxmlformats.org/officeDocument/2006/relationships" xmlns:w="http://schemas.openxmlformats.org/wordprocessingml/2006/main" xmlns:w14="http://schemas.microsoft.com/office/word/2010/wordml" xmlns:w15="http://schemas.microsoft.com/office/word/2012/wordml" xmlns:w16cex="http://schemas.microsoft.com/office/word/2018/wordml/cex" xmlns:w16cid="http://schemas.microsoft.com/office/word/2016/wordml/cid" xmlns:w16="http://schemas.microsoft.com/office/word/2018/wordml" xmlns:w16du="http://schemas.microsoft.com/office/word/2023/wordml/word16du" xmlns:w16sdtdh="http://schemas.microsoft.com/office/word/2020/wordml/sdtdatahash" xmlns:w16sdtfl="http://schemas.microsoft.com/office/word/2024/wordml/sdtformatlock" xmlns:w16se="http://schemas.microsoft.com/office/word/2015/wordml/symex" mc:Ignorable="w14 w15 w16se w16cid w16 w16cex w16sdtdh w16sdtfl w16du">
+<w:styles xmlns:mc="http://schemas.openxmlformats.org/markup-compatibility/2006" xmlns:r="http://schemas.openxmlformats.org/officeDocument/2006/relationships" xmlns:w="http://schemas.openxmlformats.org/wordprocessingml/2006/main" xmlns:w14="http://schemas.microsoft.com/office/word/2010/wordml" xmlns:w15="http://schemas.microsoft.com/office/word/2012/wordml" xmlns:w16cex="http://schemas.microsoft.com/office/word/2018/wordml/cex" xmlns:w16cid="http://schemas.microsoft.com/office/word/2016/wordml/cid" xmlns:w16="http://schemas.microsoft.com/office/word/2018/wordml" xmlns:w16sdtdh="http://schemas.microsoft.com/office/word/2020/wordml/sdtdatahash" xmlns:w16se="http://schemas.microsoft.com/office/word/2015/wordml/symex" mc:Ignorable="w14 w15 w16se w16cid w16 w16cex w16sdtdh">
   <w:docDefaults>
     <w:rPrDefault>
       <w:rPr>
@@ -6228,6 +5873,7 @@
   <w:style w:type="character" w:default="1" w:styleId="a0">
     <w:name w:val="Default Paragraph Font"/>
     <w:uiPriority w:val="1"/>
+    <w:semiHidden/>
     <w:unhideWhenUsed/>
   </w:style>
   <w:style w:type="table" w:default="1" w:styleId="a1">
